--- a/SKKN-XA-LAP-VO/227. NGUYỄN THỊ NGỌC TUYỀN.docx
+++ b/SKKN-XA-LAP-VO/227. NGUYỄN THỊ NGỌC TUYỀN.docx
@@ -240,7 +240,6 @@
         <w:tblOverlap w:val="never"/>
         <w:tblW w:w="9861" w:type="dxa"/>
         <w:jc w:val="center"/>
-        <w:tblInd w:w="0" w:type="dxa"/>
         <w:tblLayout w:type="fixed"/>
         <w:tblCellMar>
           <w:left w:w="10" w:type="dxa"/>
@@ -250,8 +249,8 @@
       </w:tblPr>
       <w:tblGrid>
         <w:gridCol w:w="567"/>
-        <w:gridCol w:w="1696"/>
-        <w:gridCol w:w="1275"/>
+        <w:gridCol w:w="2038"/>
+        <w:gridCol w:w="933"/>
         <w:gridCol w:w="1620"/>
         <w:gridCol w:w="990"/>
         <w:gridCol w:w="993"/>
@@ -313,7 +312,7 @@
         </w:tc>
         <w:tc>
           <w:tcPr>
-            <w:tcW w:w="1696" w:type="dxa"/>
+            <w:tcW w:w="2038" w:type="dxa"/>
             <w:tcBorders>
               <w:top w:val="single" w:sz="4" w:space="0" w:color="auto"/>
               <w:left w:val="single" w:sz="4" w:space="0" w:color="auto"/>
@@ -343,7 +342,7 @@
         </w:tc>
         <w:tc>
           <w:tcPr>
-            <w:tcW w:w="1275" w:type="dxa"/>
+            <w:tcW w:w="933" w:type="dxa"/>
             <w:tcBorders>
               <w:top w:val="single" w:sz="4" w:space="0" w:color="auto"/>
               <w:left w:val="single" w:sz="4" w:space="0" w:color="auto"/>
@@ -543,7 +542,7 @@
         </w:tc>
         <w:tc>
           <w:tcPr>
-            <w:tcW w:w="1696" w:type="dxa"/>
+            <w:tcW w:w="2038" w:type="dxa"/>
             <w:tcBorders>
               <w:top w:val="single" w:sz="4" w:space="0" w:color="auto"/>
               <w:left w:val="single" w:sz="4" w:space="0" w:color="auto"/>
@@ -565,13 +564,27 @@
                 <w:sz w:val="26"/>
                 <w:szCs w:val="26"/>
               </w:rPr>
-              <w:t>Nguyễn Thị Ngọc Tuyền</w:t>
-            </w:r>
-          </w:p>
-        </w:tc>
-        <w:tc>
-          <w:tcPr>
-            <w:tcW w:w="1275" w:type="dxa"/>
+              <w:t>Nguyễn Thị</w:t>
+            </w:r>
+            <w:r>
+              <w:rPr>
+                <w:sz w:val="26"/>
+                <w:szCs w:val="26"/>
+              </w:rPr>
+              <w:t xml:space="preserve"> </w:t>
+            </w:r>
+            <w:r>
+              <w:rPr>
+                <w:sz w:val="26"/>
+                <w:szCs w:val="26"/>
+              </w:rPr>
+              <w:t>Ngọc Tuyền</w:t>
+            </w:r>
+          </w:p>
+        </w:tc>
+        <w:tc>
+          <w:tcPr>
+            <w:tcW w:w="933" w:type="dxa"/>
             <w:tcBorders>
               <w:top w:val="single" w:sz="4" w:space="0" w:color="auto"/>
               <w:left w:val="single" w:sz="4" w:space="0" w:color="auto"/>
@@ -1342,17 +1355,7 @@
           <w:shd w:val="clear" w:color="auto" w:fill="FAFAFA"/>
           <w:lang w:val="pt-BR"/>
         </w:rPr>
-        <w:t xml:space="preserve"> </w:t>
-      </w:r>
-      <w:r>
-        <w:rPr>
-          <w:sz w:val="26"/>
-          <w:szCs w:val="26"/>
-          <w:shd w:val="clear" w:color="auto" w:fill="FAFAFA"/>
-          <w:lang w:val="pt-BR"/>
-        </w:rPr>
-        <w:lastRenderedPageBreak/>
-        <w:t>phù hợp với đối tượng học sinh, điều kiện tổ chức dạy học, đảm bảo các yêu cầu cần đạt đã đề ra</w:t>
+        <w:t xml:space="preserve"> phù hợp với đối tượng học sinh, điều kiện tổ chức dạy học, đảm bảo các yêu cầu cần đạt đã đề ra</w:t>
       </w:r>
       <w:r>
         <w:rPr>
@@ -1380,6 +1383,7 @@
           <w:sz w:val="26"/>
           <w:szCs w:val="26"/>
         </w:rPr>
+        <w:lastRenderedPageBreak/>
         <w:t>Dưới đây là bảng thống kê kết quả khảo sát việc mắc lỗi khi đọc các thể loại môn Ngữ Văn của học sinh lớp 6</w:t>
       </w:r>
       <w:r>
@@ -6611,7 +6615,6 @@
           <w:sz w:val="26"/>
           <w:szCs w:val="26"/>
         </w:rPr>
-        <w:lastRenderedPageBreak/>
         <w:t>* Lưỡi gươm do lê Thận tìm thấy, chuôi gươm do Lê lợi tìm thấy, khi tra vào thì vừa như in, qua đó thể hiện tinh thần đoàn kết, trên dưới một lòng của dân tộc trong công cuộc cứu nước.</w:t>
       </w:r>
     </w:p>
@@ -6653,6 +6656,7 @@
           <w:sz w:val="26"/>
           <w:szCs w:val="26"/>
         </w:rPr>
+        <w:lastRenderedPageBreak/>
         <w:t xml:space="preserve">      + Bước 4: Kiểm tra, đánh giá và kết luận</w:t>
       </w:r>
       <w:r>
@@ -7360,7 +7364,6 @@
           <w:szCs w:val="26"/>
           <w:lang w:val="pt-BR"/>
         </w:rPr>
-        <w:lastRenderedPageBreak/>
         <w:t xml:space="preserve">          * </w:t>
       </w:r>
       <w:r>
@@ -7424,6 +7427,7 @@
           <w:szCs w:val="26"/>
           <w:lang w:val="pt-BR"/>
         </w:rPr>
+        <w:lastRenderedPageBreak/>
         <w:t xml:space="preserve">          * Chủ đề: là ước mơ về một xã hội công bằng, cái thiện luôn chiến thắng cái ác. Người tài giỏi đức độ phải được sống hạnh phúc, còn kẻ ác tham lam sẽ bị trừng trị thích đáng.</w:t>
       </w:r>
     </w:p>
@@ -8031,7 +8035,6 @@
           <w:color w:val="auto"/>
           <w:lang w:val="it-IT"/>
         </w:rPr>
-        <w:lastRenderedPageBreak/>
         <w:t xml:space="preserve">- </w:t>
       </w:r>
       <w:r>
@@ -8087,6 +8090,7 @@
           <w:sz w:val="26"/>
           <w:szCs w:val="26"/>
         </w:rPr>
+        <w:lastRenderedPageBreak/>
         <w:t>Qua áp dụng sáng kiến vào thực tiễn, tôi đã rút ra được một số kết quả bước đầu nhằm nâng cao hiệu quả trong việc phát triển kỹ năng đọc</w:t>
       </w:r>
       <w:r>
@@ -11120,7 +11124,6 @@
           <w:sz w:val="26"/>
           <w:szCs w:val="26"/>
         </w:rPr>
-        <w:lastRenderedPageBreak/>
         <w:t xml:space="preserve">+ </w:t>
       </w:r>
       <w:r>
@@ -11235,6 +11238,7 @@
           <w:sz w:val="26"/>
           <w:szCs w:val="26"/>
         </w:rPr>
+        <w:lastRenderedPageBreak/>
         <w:t>-</w:t>
       </w:r>
       <w:r>
@@ -11940,7 +11944,7 @@
         <mc:AlternateContent>
           <mc:Choice Requires="wpg">
             <w:drawing>
-              <wp:anchor distT="0" distB="0" distL="114300" distR="114300" simplePos="0" relativeHeight="251645952" behindDoc="1" locked="0" layoutInCell="1" allowOverlap="1" wp14:anchorId="2B5B5E24" wp14:editId="2421D6A5">
+              <wp:anchor distT="0" distB="0" distL="114300" distR="114300" simplePos="0" relativeHeight="251645952" behindDoc="1" locked="0" layoutInCell="1" allowOverlap="1" wp14:anchorId="2B5B5E24" wp14:editId="2FA8E313">
                 <wp:simplePos x="0" y="0"/>
                 <wp:positionH relativeFrom="margin">
                   <wp:align>left</wp:align>
@@ -14437,7 +14441,7 @@
     <w:lsdException w:name="HTML Sample" w:semiHidden="1" w:unhideWhenUsed="1"/>
     <w:lsdException w:name="HTML Typewriter" w:semiHidden="1" w:unhideWhenUsed="1"/>
     <w:lsdException w:name="HTML Variable" w:semiHidden="1" w:unhideWhenUsed="1"/>
-    <w:lsdException w:name="Normal Table" w:unhideWhenUsed="1" w:qFormat="1"/>
+    <w:lsdException w:name="Normal Table" w:semiHidden="1" w:unhideWhenUsed="1" w:qFormat="1"/>
     <w:lsdException w:name="annotation subject" w:semiHidden="1" w:unhideWhenUsed="1"/>
     <w:lsdException w:name="No List" w:semiHidden="1" w:unhideWhenUsed="1"/>
     <w:lsdException w:name="Outline List 1" w:semiHidden="1" w:unhideWhenUsed="1"/>
@@ -14779,14 +14783,16 @@
   <w:style w:type="character" w:default="1" w:styleId="DefaultParagraphFont">
     <w:name w:val="Default Paragraph Font"/>
     <w:uiPriority w:val="1"/>
+    <w:semiHidden/>
     <w:unhideWhenUsed/>
   </w:style>
   <w:style w:type="table" w:default="1" w:styleId="TableNormal">
     <w:name w:val="Normal Table"/>
     <w:uiPriority w:val="99"/>
+    <w:semiHidden/>
     <w:unhideWhenUsed/>
-    <w:qFormat/>
     <w:tblPr>
+      <w:tblInd w:w="0" w:type="dxa"/>
       <w:tblCellMar>
         <w:top w:w="0" w:type="dxa"/>
         <w:left w:w="108" w:type="dxa"/>
